--- a/Frequency_Survey/ChatGPT_Raspberry_Pi_4_RTL-SDR_Survey.docx
+++ b/Frequency_Survey/ChatGPT_Raspberry_Pi_4_RTL-SDR_Survey.docx
@@ -327,8 +327,16 @@
         <w:rPr>
           <w:b/>
           <w:bCs/>
+          <w:color w:val="00B050"/>
         </w:rPr>
-        <w:t>Install OS and SDR Tools:</w:t>
+        <w:t xml:space="preserve">Install OS </w:t>
+      </w:r>
+      <w:r>
+        <w:rPr>
+          <w:b/>
+          <w:bCs/>
+        </w:rPr>
+        <w:t>and SDR Tools:</w:t>
       </w:r>
     </w:p>
     <w:p>
